--- a/Penawaran-Phase-2-ABI-Homestay.docx
+++ b/Penawaran-Phase-2-ABI-Homestay.docx
@@ -1,6 +1,6 @@
 
 <file path=word/document.xml><?xml version="1.0" encoding="utf-8"?>
-<w:document xmlns:wpc="http://schemas.microsoft.com/office/word/2010/wordprocessingCanvas" xmlns:mo="http://schemas.microsoft.com/office/mac/office/2008/main" xmlns:mc="http://schemas.openxmlformats.org/markup-compatibility/2006" xmlns:mv="urn:schemas-microsoft-com:mac:vml" xmlns:o="urn:schemas-microsoft-com:office:office" xmlns:r="http://schemas.openxmlformats.org/officeDocument/2006/relationships" xmlns:m="http://schemas.openxmlformats.org/officeDocument/2006/math" xmlns:v="urn:schemas-microsoft-com:vml" xmlns:wp14="http://schemas.microsoft.com/office/word/2010/wordprocessingDrawing" xmlns:wp="http://schemas.openxmlformats.org/drawingml/2006/wordprocessingDrawing" xmlns:w10="urn:schemas-microsoft-com:office:word" xmlns:w="http://schemas.openxmlformats.org/wordprocessingml/2006/main" xmlns:w14="http://schemas.microsoft.com/office/word/2010/wordml" xmlns:wpg="http://schemas.microsoft.com/office/word/2010/wordprocessingGroup" xmlns:wpi="http://schemas.microsoft.com/office/word/2010/wordprocessingInk" xmlns:wne="http://schemas.microsoft.com/office/word/2006/wordml" xmlns:wps="http://schemas.microsoft.com/office/word/2010/wordprocessingShape" mc:Ignorable="w14 wp14">
+<w:document xmlns:ns1="http://schemas.openxmlformats.org/markup-compatibility/2006" xmlns:w="http://schemas.openxmlformats.org/wordprocessingml/2006/main" ns1:Ignorable="w14 wp14">
   <w:body>
     <w:p>
       <w:pPr>
@@ -14,7 +14,7 @@
           <w:color w:val="0D9488"/>
           <w:sz w:val="36"/>
         </w:rPr>
-        <w:t>Biaya Hosting &amp; Development Phase 2 Web &amp; Mobile System - ABI Homestay</w:t>
+        <w:t>Biaya Maintenance, Server &amp; Development Phase 2 Web &amp; Mobile System - ABI Homestay</w:t>
       </w:r>
     </w:p>
     <w:p>
@@ -28,7 +28,7 @@
           <w:color w:val="475569"/>
           <w:sz w:val="20"/>
         </w:rPr>
-        <w:t>Dokumen ini berisi rincian biaya hosting bulanan, opsi environment development, biaya pengembangan Phase 2 per fitur, jadwal pengerjaan, dan daftar skenario pengujian sebelum serah terima. Diterbitkan 4 September 2026.</w:t>
+        <w:t>Dokumen ini berisi rincian biaya maintenance dan server bulanan, opsi environment development, biaya pengembangan Phase 2 per fitur, jadwal pengerjaan, dan daftar skenario pengujian sebelum serah terima. Diterbitkan 4 September 2026.</w:t>
       </w:r>
     </w:p>
     <w:p>
@@ -418,7 +418,7 @@
           <w:color w:val="0D9488"/>
           <w:sz w:val="28"/>
         </w:rPr>
-        <w:t>Biaya Hosting Production Phase 2</w:t>
+        <w:t>Biaya Maintenance Website &amp; Layanan Server Bulanan</w:t>
       </w:r>
     </w:p>
     <w:tbl>
@@ -497,6 +497,53 @@
                 <w:rFonts w:ascii="Arial" w:hAnsi="Arial"/>
                 <w:sz w:val="18"/>
               </w:rPr>
+              <w:t>Maintenance Website &amp; Aplikasi</w:t>
+            </w:r>
+          </w:p>
+        </w:tc>
+        <w:tc>
+          <w:tcPr>
+            <w:tcW w:type="dxa" w:w="3312"/>
+            <w:shd w:fill="FFFFFF"/>
+          </w:tcPr>
+          <w:p>
+            <w:r>
+              <w:rPr>
+                <w:rFonts w:ascii="Arial" w:hAnsi="Arial"/>
+                <w:sz w:val="18"/>
+              </w:rPr>
+              <w:t>Pemeliharaan rutin, monitoring uptime, perbaikan bug &amp; dukungan teknis</w:t>
+            </w:r>
+          </w:p>
+        </w:tc>
+        <w:tc>
+          <w:tcPr>
+            <w:tcW w:type="dxa" w:w="3312"/>
+            <w:shd w:fill="FFFFFF"/>
+          </w:tcPr>
+          <w:p>
+            <w:r>
+              <w:rPr>
+                <w:rFonts w:ascii="Arial" w:hAnsi="Arial"/>
+                <w:sz w:val="18"/>
+              </w:rPr>
+              <w:t>Rp 1.000.000</w:t>
+            </w:r>
+          </w:p>
+        </w:tc>
+      </w:tr>
+      <w:tr>
+        <w:tc>
+          <w:tcPr>
+            <w:tcW w:type="dxa" w:w="3312"/>
+            <w:shd w:fill="FFFFFF"/>
+          </w:tcPr>
+          <w:p>
+            <w:r>
+              <w:rPr>
+                <w:rFonts w:ascii="Arial" w:hAnsi="Arial"/>
+                <w:sz w:val="18"/>
+              </w:rPr>
               <w:t>Server Web &amp; API</w:t>
             </w:r>
           </w:p>
@@ -512,7 +559,7 @@
                 <w:rFonts w:ascii="Arial" w:hAnsi="Arial"/>
                 <w:sz w:val="18"/>
               </w:rPr>
-              <w:t>Vercel Serverless Hosting - Next.js 16</w:t>
+              <w:t>Vercel Serverless Hosting - High Availability Next.js 16</w:t>
             </w:r>
           </w:p>
         </w:tc>
@@ -527,7 +574,7 @@
                 <w:rFonts w:ascii="Arial" w:hAnsi="Arial"/>
                 <w:sz w:val="18"/>
               </w:rPr>
-              <w:t>Rp 40.000</w:t>
+              <w:t>Rp 150.000</w:t>
             </w:r>
           </w:p>
         </w:tc>
@@ -536,7 +583,7 @@
         <w:tc>
           <w:tcPr>
             <w:tcW w:type="dxa" w:w="3312"/>
-            <w:shd w:fill="F8FAFC"/>
+            <w:shd w:fill="FFFFFF"/>
           </w:tcPr>
           <w:p>
             <w:r>
@@ -551,7 +598,7 @@
         <w:tc>
           <w:tcPr>
             <w:tcW w:type="dxa" w:w="3312"/>
-            <w:shd w:fill="F8FAFC"/>
+            <w:shd w:fill="FFFFFF"/>
           </w:tcPr>
           <w:p>
             <w:r>
@@ -559,14 +606,14 @@
                 <w:rFonts w:ascii="Arial" w:hAnsi="Arial"/>
                 <w:sz w:val="18"/>
               </w:rPr>
-              <w:t>MongoDB Atlas - Shared Cluster M0/M2</w:t>
+              <w:t>MongoDB Atlas Database - Backup berkala &amp; Optimasi Query</w:t>
             </w:r>
           </w:p>
         </w:tc>
         <w:tc>
           <w:tcPr>
             <w:tcW w:type="dxa" w:w="3312"/>
-            <w:shd w:fill="F8FAFC"/>
+            <w:shd w:fill="FFFFFF"/>
           </w:tcPr>
           <w:p>
             <w:r>
@@ -574,7 +621,7 @@
                 <w:rFonts w:ascii="Arial" w:hAnsi="Arial"/>
                 <w:sz w:val="18"/>
               </w:rPr>
-              <w:t>Rp 25.000</w:t>
+              <w:t>Rp 100.000</w:t>
             </w:r>
           </w:p>
         </w:tc>
@@ -606,7 +653,7 @@
                 <w:rFonts w:ascii="Arial" w:hAnsi="Arial"/>
                 <w:sz w:val="18"/>
               </w:rPr>
-              <w:t>Vercel Blob Storage (Media receipts)</w:t>
+              <w:t>Vercel Blob Storage (Penyimpanan file bukti bayar &amp; media)</w:t>
             </w:r>
           </w:p>
         </w:tc>
@@ -621,7 +668,7 @@
                 <w:rFonts w:ascii="Arial" w:hAnsi="Arial"/>
                 <w:sz w:val="18"/>
               </w:rPr>
-              <w:t>Rp 15.000</w:t>
+              <w:t>Rp 50.000</w:t>
             </w:r>
           </w:p>
         </w:tc>
@@ -630,7 +677,7 @@
         <w:tc>
           <w:tcPr>
             <w:tcW w:type="dxa" w:w="3312"/>
-            <w:shd w:fill="F8FAFC"/>
+            <w:shd w:fill="FFFFFF"/>
           </w:tcPr>
           <w:p>
             <w:r>
@@ -645,7 +692,7 @@
         <w:tc>
           <w:tcPr>
             <w:tcW w:type="dxa" w:w="3312"/>
-            <w:shd w:fill="F8FAFC"/>
+            <w:shd w:fill="FFFFFF"/>
           </w:tcPr>
           <w:p>
             <w:r>
@@ -660,7 +707,7 @@
         <w:tc>
           <w:tcPr>
             <w:tcW w:type="dxa" w:w="3312"/>
-            <w:shd w:fill="F8FAFC"/>
+            <w:shd w:fill="FFFFFF"/>
           </w:tcPr>
           <w:p>
             <w:r>
@@ -700,7 +747,7 @@
                 <w:rFonts w:ascii="Arial" w:hAnsi="Arial"/>
                 <w:sz w:val="18"/>
               </w:rPr>
-              <w:t>Vercel / Cloudflare DNS + HTTPS</w:t>
+              <w:t>Vercel / Cloudflare DNS + HTTPS Security</w:t>
             </w:r>
           </w:p>
         </w:tc>
@@ -733,7 +780,7 @@
                 <w:b/>
                 <w:sz w:val="18"/>
               </w:rPr>
-              <w:t>Total Hosting Production</w:t>
+              <w:t>Total Maintenance &amp; Server</w:t>
             </w:r>
           </w:p>
         </w:tc>
@@ -765,7 +812,7 @@
                 <w:b/>
                 <w:sz w:val="18"/>
               </w:rPr>
-              <w:t>Rp 80.000</w:t>
+              <w:t>Rp 1.300.000</w:t>
             </w:r>
           </w:p>
         </w:tc>
@@ -2170,7 +2217,7 @@
           <w:rFonts w:ascii="Arial" w:hAnsi="Arial"/>
           <w:sz w:val="19"/>
         </w:rPr>
-        <w:t>Biaya hosting dihitung dari pemakaian operasional normal homestay.</w:t>
+        <w:t>Biaya maintenance dan server dihitung per bulan mencakup pemeliharaan sistem, monitoring, serta kapasitas cloud operasional normal homestay.</w:t>
       </w:r>
     </w:p>
     <w:p>
